--- a/hin/docx/56.content.docx
+++ b/hin/docx/56.content.docx
@@ -7230,18 +7230,12 @@
         </w:rPr>
         <w:t>"</w:t>
       </w:r>
-      <w:hyperlink r:id="rId13">
-        <w:r>
-          <w:rPr>
-            <w:lang w:val="hi_IN" w:bidi="hi_IN"/>
-          </w:rPr>
-          <w:rPr>
-            <w:color w:val="0000EE"/>
-            <w:u w:val="single"/>
-          </w:rPr>
-          <w:t>तीतुस 1:9</w:t>
-        </w:r>
-      </w:hyperlink>
+      <w:r>
+        <w:rPr>
+          <w:lang w:val="hi_IN" w:bidi="hi_IN"/>
+        </w:rPr>
+        <w:t>तीतुस 1:9</w:t>
+      </w:r>
       <w:r>
         <w:rPr>
           <w:lang w:val="hi_IN" w:bidi="hi_IN"/>
@@ -7694,18 +7688,12 @@
         </w:rPr>
         <w:t xml:space="preserve">** विश्वास में दृढ़** के बारे में </w:t>
       </w:r>
-      <w:hyperlink r:id="rId14">
-        <w:r>
-          <w:rPr>
-            <w:lang w:val="hi_IN" w:bidi="hi_IN"/>
-          </w:rPr>
-          <w:rPr>
-            <w:color w:val="0000EE"/>
-            <w:u w:val="single"/>
-          </w:rPr>
-          <w:t>तीतुस 1:13</w:t>
-        </w:r>
-      </w:hyperlink>
+      <w:r>
+        <w:rPr>
+          <w:lang w:val="hi_IN" w:bidi="hi_IN"/>
+        </w:rPr>
+        <w:t>तीतुस 1:13</w:t>
+      </w:r>
       <w:r>
         <w:rPr>
           <w:lang w:val="hi_IN" w:bidi="hi_IN"/>

--- a/hin/docx/56.content.docx
+++ b/hin/docx/56.content.docx
@@ -1100,6 +1100,96 @@
         <w:rPr>
           <w:lang w:val="hi_IN" w:bidi="hi_IN"/>
         </w:rPr>
+        <w:t>तीतुस 1:1 (#2)</w:t>
+      </w:r>
+      <w:r>
+        <w:rPr>
+          <w:lang w:val="hi_IN" w:bidi="hi_IN"/>
+        </w:rPr>
+      </w:r>
+    </w:p>
+    <w:p>
+      <w:pPr/>
+      <w:r>
+        <w:rPr>
+          <w:lang w:val="hi_IN" w:bidi="hi_IN"/>
+        </w:rPr>
+      </w:r>
+      <w:r>
+        <w:rPr>
+          <w:b/>
+          <w:lang w:val="hi_IN" w:bidi="hi_IN"/>
+        </w:rPr>
+        <w:t>"सच्चाई ज्ञान स्थापित"</w:t>
+      </w:r>
+    </w:p>
+    <w:p>
+      <w:pPr/>
+      <w:r>
+        <w:rPr>
+          <w:lang w:val="hi_IN" w:bidi="hi_IN"/>
+        </w:rPr>
+      </w:r>
+      <w:r>
+        <w:rPr>
+          <w:b/>
+          <w:lang w:val="hi_IN" w:bidi="hi_IN"/>
+        </w:rPr>
+        <w:t>ज्ञान</w:t>
+      </w:r>
+      <w:r>
+        <w:rPr>
+          <w:lang w:val="hi_IN" w:bidi="hi_IN"/>
+        </w:rPr>
+        <w:t xml:space="preserve"> और ** सच्चाई ** भाववाचक संज्ञा हैं। इन्हें व्यक्त करने के अन्य तरीकों के लिए यूएसटी देखें। पौलुस चाहता है कि लोग परमेश्वर और मसीह के बारे में सच्चा संदेश जानें ताकि वे परमेश्वर को प्रसन्न करने वाले तरीके से रह सकें।</w:t>
+      </w:r>
+    </w:p>
+    <w:p>
+      <w:pPr/>
+      <w:r>
+        <w:rPr>
+          <w:lang w:val="hi_IN" w:bidi="hi_IN"/>
+        </w:rPr>
+      </w:r>
+      <w:r>
+        <w:rPr>
+          <w:lang w:val="hi_IN" w:bidi="hi_IN"/>
+        </w:rPr>
+        <w:t xml:space="preserve">देखें: </w:t>
+      </w:r>
+      <w:r>
+        <w:rPr>
+          <w:lang w:val="hi_IN" w:bidi="hi_IN"/>
+        </w:rPr>
+        <w:t>अमूर्त संज्ञाएँ</w:t>
+      </w:r>
+      <w:r>
+        <w:rPr>
+          <w:lang w:val="hi_IN" w:bidi="hi_IN"/>
+        </w:rPr>
+      </w:r>
+      <w:r>
+        <w:rPr>
+          <w:lang w:val="hi_IN" w:bidi="hi_IN"/>
+        </w:rPr>
+      </w:r>
+    </w:p>
+    <w:p>
+      <w:pPr/>
+      <w:r>
+        <w:rPr>
+          <w:lang w:val="hi_IN" w:bidi="hi_IN"/>
+        </w:rPr>
+      </w:r>
+    </w:p>
+    <w:p>
+      <w:pPr>
+        <w:pStyle w:val="Heading2"/>
+      </w:pPr>
+      <w:r>
+        <w:rPr>
+          <w:lang w:val="hi_IN" w:bidi="hi_IN"/>
+        </w:rPr>
         <w:t>तीतुस 1:2 (#1)</w:t>
       </w:r>
       <w:r>
@@ -1953,6 +2043,83 @@
         <w:rPr>
           <w:lang w:val="hi_IN" w:bidi="hi_IN"/>
         </w:rPr>
+        <w:t>तीतुस 1:3 (#5)</w:t>
+      </w:r>
+      <w:r>
+        <w:rPr>
+          <w:lang w:val="hi_IN" w:bidi="hi_IN"/>
+        </w:rPr>
+      </w:r>
+    </w:p>
+    <w:p>
+      <w:pPr/>
+      <w:r>
+        <w:rPr>
+          <w:lang w:val="hi_IN" w:bidi="hi_IN"/>
+        </w:rPr>
+      </w:r>
+      <w:r>
+        <w:rPr>
+          <w:b/>
+          <w:lang w:val="hi_IN" w:bidi="hi_IN"/>
+        </w:rPr>
+        <w:t>"उद्धारकर्ता परमेश्वर"</w:t>
+      </w:r>
+      <w:r>
+        <w:rPr>
+          <w:lang w:val="hi_IN" w:bidi="hi_IN"/>
+        </w:rPr>
+        <w:t xml:space="preserve"> - </w:t>
+      </w:r>
+      <w:r>
+        <w:rPr>
+          <w:b/>
+          <w:lang w:val="hi_IN" w:bidi="hi_IN"/>
+        </w:rPr>
+        <w:t>"मुझे"</w:t>
+      </w:r>
+    </w:p>
+    <w:p>
+      <w:pPr/>
+      <w:r>
+        <w:rPr>
+          <w:lang w:val="hi_IN" w:bidi="hi_IN"/>
+        </w:rPr>
+      </w:r>
+      <w:r>
+        <w:rPr>
+          <w:b/>
+          <w:lang w:val="hi_IN" w:bidi="hi_IN"/>
+        </w:rPr>
+        <w:t>_ हमारे उद्धारकर्ता परमेश्वर की _</w:t>
+      </w:r>
+      <w:r>
+        <w:rPr>
+          <w:lang w:val="hi_IN" w:bidi="hi_IN"/>
+        </w:rPr>
+      </w:r>
+      <w:r>
+        <w:rPr>
+          <w:lang w:val="hi_IN" w:bidi="hi_IN"/>
+        </w:rPr>
+      </w:r>
+    </w:p>
+    <w:p>
+      <w:pPr/>
+      <w:r>
+        <w:rPr>
+          <w:lang w:val="hi_IN" w:bidi="hi_IN"/>
+        </w:rPr>
+      </w:r>
+    </w:p>
+    <w:p>
+      <w:pPr>
+        <w:pStyle w:val="Heading2"/>
+      </w:pPr>
+      <w:r>
+        <w:rPr>
+          <w:lang w:val="hi_IN" w:bidi="hi_IN"/>
+        </w:rPr>
         <w:t>तीतुस 1:4 (#1)</w:t>
       </w:r>
       <w:r>
@@ -2900,6 +3067,69 @@
         <w:rPr>
           <w:lang w:val="hi_IN" w:bidi="hi_IN"/>
         </w:rPr>
+        <w:t>तीतुस 1:5 (#5)</w:t>
+      </w:r>
+      <w:r>
+        <w:rPr>
+          <w:lang w:val="hi_IN" w:bidi="hi_IN"/>
+        </w:rPr>
+      </w:r>
+    </w:p>
+    <w:p>
+      <w:pPr/>
+      <w:r>
+        <w:rPr>
+          <w:lang w:val="hi_IN" w:bidi="hi_IN"/>
+        </w:rPr>
+      </w:r>
+      <w:r>
+        <w:rPr>
+          <w:b/>
+          <w:lang w:val="hi_IN" w:bidi="hi_IN"/>
+        </w:rPr>
+        <w:t>"प्राचीनों को"</w:t>
+      </w:r>
+    </w:p>
+    <w:p>
+      <w:pPr/>
+      <w:r>
+        <w:rPr>
+          <w:lang w:val="hi_IN" w:bidi="hi_IN"/>
+        </w:rPr>
+      </w:r>
+      <w:r>
+        <w:rPr>
+          <w:lang w:val="hi_IN" w:bidi="hi_IN"/>
+        </w:rPr>
+        <w:t>प्रारम्भिक मसीही कलीसियाओं में, प्राचीन मसीही विश्वासियों की मण्डलियों को आत्मिक अगुवाई दिया करते थे। यह शब्द उन लोगों को संदर्भित करता है जो विश्वास में परिपक्व हैं।</w:t>
+      </w:r>
+      <w:r>
+        <w:rPr>
+          <w:lang w:val="hi_IN" w:bidi="hi_IN"/>
+        </w:rPr>
+      </w:r>
+      <w:r>
+        <w:rPr>
+          <w:lang w:val="hi_IN" w:bidi="hi_IN"/>
+        </w:rPr>
+      </w:r>
+    </w:p>
+    <w:p>
+      <w:pPr/>
+      <w:r>
+        <w:rPr>
+          <w:lang w:val="hi_IN" w:bidi="hi_IN"/>
+        </w:rPr>
+      </w:r>
+    </w:p>
+    <w:p>
+      <w:pPr>
+        <w:pStyle w:val="Heading2"/>
+      </w:pPr>
+      <w:r>
+        <w:rPr>
+          <w:lang w:val="hi_IN" w:bidi="hi_IN"/>
+        </w:rPr>
         <w:t>तीतुस 1:6 (#2)</w:t>
       </w:r>
       <w:r>
@@ -3291,6 +3521,69 @@
         <w:rPr>
           <w:lang w:val="hi_IN" w:bidi="hi_IN"/>
         </w:rPr>
+        <w:t>तीतुस 1:6 (#1)</w:t>
+      </w:r>
+      <w:r>
+        <w:rPr>
+          <w:lang w:val="hi_IN" w:bidi="hi_IN"/>
+        </w:rPr>
+      </w:r>
+    </w:p>
+    <w:p>
+      <w:pPr/>
+      <w:r>
+        <w:rPr>
+          <w:lang w:val="hi_IN" w:bidi="hi_IN"/>
+        </w:rPr>
+      </w:r>
+      <w:r>
+        <w:rPr>
+          <w:b/>
+          <w:lang w:val="hi_IN" w:bidi="hi_IN"/>
+        </w:rPr>
+        <w:t>""</w:t>
+      </w:r>
+    </w:p>
+    <w:p>
+      <w:pPr/>
+      <w:r>
+        <w:rPr>
+          <w:lang w:val="hi_IN" w:bidi="hi_IN"/>
+        </w:rPr>
+      </w:r>
+      <w:r>
+        <w:rPr>
+          <w:lang w:val="hi_IN" w:bidi="hi_IN"/>
+        </w:rPr>
+        <w:t>Connecting Statement:\n\nतीतुस को क्रेते द्वीप के प्रत्येक नगर में प्राचीनों को नियुक्त करने के लिए कहने के बाद, पौलूस प्राचीनों के लिए आवश्यकताओं को बताता है।</w:t>
+      </w:r>
+      <w:r>
+        <w:rPr>
+          <w:lang w:val="hi_IN" w:bidi="hi_IN"/>
+        </w:rPr>
+      </w:r>
+      <w:r>
+        <w:rPr>
+          <w:lang w:val="hi_IN" w:bidi="hi_IN"/>
+        </w:rPr>
+      </w:r>
+    </w:p>
+    <w:p>
+      <w:pPr/>
+      <w:r>
+        <w:rPr>
+          <w:lang w:val="hi_IN" w:bidi="hi_IN"/>
+        </w:rPr>
+      </w:r>
+    </w:p>
+    <w:p>
+      <w:pPr>
+        <w:pStyle w:val="Heading2"/>
+      </w:pPr>
+      <w:r>
+        <w:rPr>
+          <w:lang w:val="hi_IN" w:bidi="hi_IN"/>
+        </w:rPr>
         <w:t>तीतुस 1:7 (#1)</w:t>
       </w:r>
       <w:r>
@@ -4756,6 +5049,62 @@
         <w:rPr>
           <w:lang w:val="hi_IN" w:bidi="hi_IN"/>
         </w:rPr>
+        <w:t>तीतुस 1:10 (#1)</w:t>
+      </w:r>
+      <w:r>
+        <w:rPr>
+          <w:lang w:val="hi_IN" w:bidi="hi_IN"/>
+        </w:rPr>
+      </w:r>
+    </w:p>
+    <w:p>
+      <w:pPr/>
+      <w:r>
+        <w:rPr>
+          <w:lang w:val="hi_IN" w:bidi="hi_IN"/>
+        </w:rPr>
+      </w:r>
+    </w:p>
+    <w:p>
+      <w:pPr/>
+      <w:r>
+        <w:rPr>
+          <w:lang w:val="hi_IN" w:bidi="hi_IN"/>
+        </w:rPr>
+      </w:r>
+      <w:r>
+        <w:rPr>
+          <w:lang w:val="hi_IN" w:bidi="hi_IN"/>
+        </w:rPr>
+        <w:t>Connecting Statement:\n\nउन लोगों के कारण जो परमेश्वर के वचन का विरोध करेंगे, पौलूस तीतुस को परमेश्वर के वचन का प्रचार करने का कारण देता है और उसे झूठे शिक्षकों के बारे में चेतावनी देता है।</w:t>
+      </w:r>
+      <w:r>
+        <w:rPr>
+          <w:lang w:val="hi_IN" w:bidi="hi_IN"/>
+        </w:rPr>
+      </w:r>
+      <w:r>
+        <w:rPr>
+          <w:lang w:val="hi_IN" w:bidi="hi_IN"/>
+        </w:rPr>
+      </w:r>
+    </w:p>
+    <w:p>
+      <w:pPr/>
+      <w:r>
+        <w:rPr>
+          <w:lang w:val="hi_IN" w:bidi="hi_IN"/>
+        </w:rPr>
+      </w:r>
+    </w:p>
+    <w:p>
+      <w:pPr>
+        <w:pStyle w:val="Heading2"/>
+      </w:pPr>
+      <w:r>
+        <w:rPr>
+          <w:lang w:val="hi_IN" w:bidi="hi_IN"/>
+        </w:rPr>
         <w:t>तीतुस 1:11 (#1)</w:t>
       </w:r>
       <w:r>
@@ -5013,6 +5362,69 @@
         <w:rPr>
           <w:lang w:val="hi_IN" w:bidi="hi_IN"/>
         </w:rPr>
+        <w:t>तीतुस 1:11 (#3)</w:t>
+      </w:r>
+      <w:r>
+        <w:rPr>
+          <w:lang w:val="hi_IN" w:bidi="hi_IN"/>
+        </w:rPr>
+      </w:r>
+    </w:p>
+    <w:p>
+      <w:pPr/>
+      <w:r>
+        <w:rPr>
+          <w:lang w:val="hi_IN" w:bidi="hi_IN"/>
+        </w:rPr>
+      </w:r>
+      <w:r>
+        <w:rPr>
+          <w:b/>
+          <w:lang w:val="hi_IN" w:bidi="hi_IN"/>
+        </w:rPr>
+        <w:t>"अनुचित बातें सिखाकर"</w:t>
+      </w:r>
+    </w:p>
+    <w:p>
+      <w:pPr/>
+      <w:r>
+        <w:rPr>
+          <w:lang w:val="hi_IN" w:bidi="hi_IN"/>
+        </w:rPr>
+      </w:r>
+      <w:r>
+        <w:rPr>
+          <w:lang w:val="hi_IN" w:bidi="hi_IN"/>
+        </w:rPr>
+        <w:t>ये ऐसी चीजें हैं जो मसीह और व्यवस्था के बारे में सिखाना उचित नहीं है क्योंकि ये सत्य नहीं हैं।</w:t>
+      </w:r>
+      <w:r>
+        <w:rPr>
+          <w:lang w:val="hi_IN" w:bidi="hi_IN"/>
+        </w:rPr>
+      </w:r>
+      <w:r>
+        <w:rPr>
+          <w:lang w:val="hi_IN" w:bidi="hi_IN"/>
+        </w:rPr>
+      </w:r>
+    </w:p>
+    <w:p>
+      <w:pPr/>
+      <w:r>
+        <w:rPr>
+          <w:lang w:val="hi_IN" w:bidi="hi_IN"/>
+        </w:rPr>
+      </w:r>
+    </w:p>
+    <w:p>
+      <w:pPr>
+        <w:pStyle w:val="Heading2"/>
+      </w:pPr>
+      <w:r>
+        <w:rPr>
+          <w:lang w:val="hi_IN" w:bidi="hi_IN"/>
+        </w:rPr>
         <w:t>तीतुस 1:12 (#1)</w:t>
       </w:r>
       <w:r>
@@ -6283,6 +6695,102 @@
         <w:rPr>
           <w:lang w:val="hi_IN" w:bidi="hi_IN"/>
         </w:rPr>
+        <w:t>तीतुस 1:14 (#1)</w:t>
+      </w:r>
+      <w:r>
+        <w:rPr>
+          <w:lang w:val="hi_IN" w:bidi="hi_IN"/>
+        </w:rPr>
+      </w:r>
+    </w:p>
+    <w:p>
+      <w:pPr/>
+      <w:r>
+        <w:rPr>
+          <w:lang w:val="hi_IN" w:bidi="hi_IN"/>
+        </w:rPr>
+      </w:r>
+      <w:r>
+        <w:rPr>
+          <w:b/>
+          <w:lang w:val="hi_IN" w:bidi="hi_IN"/>
+        </w:rPr>
+        <w:t>"मन न लगाएँ"</w:t>
+      </w:r>
+    </w:p>
+    <w:p>
+      <w:pPr/>
+      <w:r>
+        <w:rPr>
+          <w:lang w:val="hi_IN" w:bidi="hi_IN"/>
+        </w:rPr>
+      </w:r>
+      <w:r>
+        <w:rPr>
+          <w:lang w:val="hi_IN" w:bidi="hi_IN"/>
+        </w:rPr>
+        <w:t xml:space="preserve">जोड़ने वाला शब्द </w:t>
+      </w:r>
+      <w:r>
+        <w:rPr>
+          <w:b/>
+          <w:lang w:val="hi_IN" w:bidi="hi_IN"/>
+        </w:rPr>
+        <w:t>न</w:t>
+      </w:r>
+      <w:r>
+        <w:rPr>
+          <w:lang w:val="hi_IN" w:bidi="hi_IN"/>
+        </w:rPr>
+        <w:t xml:space="preserve"> एक अपवाद खंड परिचय। तीतुस को यहूदी मिथकों या उन लोगों की आज्ञाओं पर कोई ध्यान नहीं देना चाहिए जो सच्चाई का पालन नहीं करते हैं।</w:t>
+      </w:r>
+    </w:p>
+    <w:p>
+      <w:pPr/>
+      <w:r>
+        <w:rPr>
+          <w:lang w:val="hi_IN" w:bidi="hi_IN"/>
+        </w:rPr>
+      </w:r>
+      <w:r>
+        <w:rPr>
+          <w:lang w:val="hi_IN" w:bidi="hi_IN"/>
+        </w:rPr>
+        <w:t xml:space="preserve">देखें: </w:t>
+      </w:r>
+      <w:r>
+        <w:rPr>
+          <w:lang w:val="hi_IN" w:bidi="hi_IN"/>
+        </w:rPr>
+        <w:t>जोड़ें — अपवाद खंड</w:t>
+      </w:r>
+      <w:r>
+        <w:rPr>
+          <w:lang w:val="hi_IN" w:bidi="hi_IN"/>
+        </w:rPr>
+      </w:r>
+      <w:r>
+        <w:rPr>
+          <w:lang w:val="hi_IN" w:bidi="hi_IN"/>
+        </w:rPr>
+      </w:r>
+    </w:p>
+    <w:p>
+      <w:pPr/>
+      <w:r>
+        <w:rPr>
+          <w:lang w:val="hi_IN" w:bidi="hi_IN"/>
+        </w:rPr>
+      </w:r>
+    </w:p>
+    <w:p>
+      <w:pPr>
+        <w:pStyle w:val="Heading2"/>
+      </w:pPr>
+      <w:r>
+        <w:rPr>
+          <w:lang w:val="hi_IN" w:bidi="hi_IN"/>
+        </w:rPr>
         <w:t>तीतुस 1:15 (#1)</w:t>
       </w:r>
       <w:r>
@@ -6863,6 +7371,84 @@
         <w:rPr>
           <w:lang w:val="hi_IN" w:bidi="hi_IN"/>
         </w:rPr>
+        <w:t>तीतुस 1:16 (#3)</w:t>
+      </w:r>
+      <w:r>
+        <w:rPr>
+          <w:lang w:val="hi_IN" w:bidi="hi_IN"/>
+        </w:rPr>
+      </w:r>
+    </w:p>
+    <w:p>
+      <w:pPr/>
+      <w:r>
+        <w:rPr>
+          <w:lang w:val="hi_IN" w:bidi="hi_IN"/>
+        </w:rPr>
+      </w:r>
+      <w:r>
+        <w:rPr>
+          <w:b/>
+          <w:lang w:val="hi_IN" w:bidi="hi_IN"/>
+        </w:rPr>
+        <w:t>"क्योंकि वे घृणित"</w:t>
+      </w:r>
+      <w:r>
+        <w:rPr>
+          <w:lang w:val="hi_IN" w:bidi="hi_IN"/>
+        </w:rPr>
+        <w:t xml:space="preserve"> - </w:t>
+      </w:r>
+      <w:r>
+        <w:rPr>
+          <w:b/>
+          <w:lang w:val="hi_IN" w:bidi="hi_IN"/>
+        </w:rPr>
+        <w:t>"हैं"</w:t>
+      </w:r>
+    </w:p>
+    <w:p>
+      <w:pPr/>
+      <w:r>
+        <w:rPr>
+          <w:lang w:val="hi_IN" w:bidi="hi_IN"/>
+        </w:rPr>
+      </w:r>
+      <w:r>
+        <w:rPr>
+          <w:b/>
+          <w:i/>
+          <w:lang w:val="hi_IN" w:bidi="hi_IN"/>
+        </w:rPr>
+        <w:t>वे घिनौने हैं</w:t>
+      </w:r>
+      <w:r>
+        <w:rPr>
+          <w:lang w:val="hi_IN" w:bidi="hi_IN"/>
+        </w:rPr>
+      </w:r>
+      <w:r>
+        <w:rPr>
+          <w:lang w:val="hi_IN" w:bidi="hi_IN"/>
+        </w:rPr>
+      </w:r>
+    </w:p>
+    <w:p>
+      <w:pPr/>
+      <w:r>
+        <w:rPr>
+          <w:lang w:val="hi_IN" w:bidi="hi_IN"/>
+        </w:rPr>
+      </w:r>
+    </w:p>
+    <w:p>
+      <w:pPr>
+        <w:pStyle w:val="Heading2"/>
+      </w:pPr>
+      <w:r>
+        <w:rPr>
+          <w:lang w:val="hi_IN" w:bidi="hi_IN"/>
+        </w:rPr>
         <w:t>तीतुस - अध्याय 2 परिचय</w:t>
       </w:r>
       <w:r>
@@ -7185,6 +7771,69 @@
         <w:rPr>
           <w:lang w:val="hi_IN" w:bidi="hi_IN"/>
         </w:rPr>
+        <w:t>तीतुस 2:1 (#1)</w:t>
+      </w:r>
+      <w:r>
+        <w:rPr>
+          <w:lang w:val="hi_IN" w:bidi="hi_IN"/>
+        </w:rPr>
+      </w:r>
+    </w:p>
+    <w:p>
+      <w:pPr/>
+      <w:r>
+        <w:rPr>
+          <w:lang w:val="hi_IN" w:bidi="hi_IN"/>
+        </w:rPr>
+      </w:r>
+      <w:r>
+        <w:rPr>
+          <w:b/>
+          <w:lang w:val="hi_IN" w:bidi="hi_IN"/>
+        </w:rPr>
+        <w:t>""</w:t>
+      </w:r>
+    </w:p>
+    <w:p>
+      <w:pPr/>
+      <w:r>
+        <w:rPr>
+          <w:lang w:val="hi_IN" w:bidi="hi_IN"/>
+        </w:rPr>
+      </w:r>
+      <w:r>
+        <w:rPr>
+          <w:lang w:val="hi_IN" w:bidi="hi_IN"/>
+        </w:rPr>
+        <w:t>Connecting Statement:\n\nपौलूस तीतुस को परमेश्वर के वचन को प्रचार करने के कारण बताना जारी रखता है, और समझाता है कि वृद्ध पुरुष, बूढ़ी स्त्रियों, जवान पुरुषों, और दासों या सेवकों को विश्वासियों के रूप में किस तरह रहना चाहिए।</w:t>
+      </w:r>
+      <w:r>
+        <w:rPr>
+          <w:lang w:val="hi_IN" w:bidi="hi_IN"/>
+        </w:rPr>
+      </w:r>
+      <w:r>
+        <w:rPr>
+          <w:lang w:val="hi_IN" w:bidi="hi_IN"/>
+        </w:rPr>
+      </w:r>
+    </w:p>
+    <w:p>
+      <w:pPr/>
+      <w:r>
+        <w:rPr>
+          <w:lang w:val="hi_IN" w:bidi="hi_IN"/>
+        </w:rPr>
+      </w:r>
+    </w:p>
+    <w:p>
+      <w:pPr>
+        <w:pStyle w:val="Heading2"/>
+      </w:pPr>
+      <w:r>
+        <w:rPr>
+          <w:lang w:val="hi_IN" w:bidi="hi_IN"/>
+        </w:rPr>
         <w:t>तीतुस 2:2 (#1)</w:t>
       </w:r>
       <w:r>
@@ -7964,6 +8613,62 @@
         <w:rPr>
           <w:lang w:val="hi_IN" w:bidi="hi_IN"/>
         </w:rPr>
+        <w:t>तीतुस 2:2 (#7)</w:t>
+      </w:r>
+      <w:r>
+        <w:rPr>
+          <w:lang w:val="hi_IN" w:bidi="hi_IN"/>
+        </w:rPr>
+      </w:r>
+    </w:p>
+    <w:p>
+      <w:pPr/>
+      <w:r>
+        <w:rPr>
+          <w:lang w:val="hi_IN" w:bidi="hi_IN"/>
+        </w:rPr>
+      </w:r>
+    </w:p>
+    <w:p>
+      <w:pPr/>
+      <w:r>
+        <w:rPr>
+          <w:lang w:val="hi_IN" w:bidi="hi_IN"/>
+        </w:rPr>
+      </w:r>
+      <w:r>
+        <w:rPr>
+          <w:lang w:val="hi_IN" w:bidi="hi_IN"/>
+        </w:rPr>
+        <w:t>[तीतुस 1: 9] (..// 01/09 / pzi1) पर ** दृढ़ ** के बारे में नोट देखें।</w:t>
+      </w:r>
+      <w:r>
+        <w:rPr>
+          <w:lang w:val="hi_IN" w:bidi="hi_IN"/>
+        </w:rPr>
+      </w:r>
+      <w:r>
+        <w:rPr>
+          <w:lang w:val="hi_IN" w:bidi="hi_IN"/>
+        </w:rPr>
+      </w:r>
+    </w:p>
+    <w:p>
+      <w:pPr/>
+      <w:r>
+        <w:rPr>
+          <w:lang w:val="hi_IN" w:bidi="hi_IN"/>
+        </w:rPr>
+      </w:r>
+    </w:p>
+    <w:p>
+      <w:pPr>
+        <w:pStyle w:val="Heading2"/>
+      </w:pPr>
+      <w:r>
+        <w:rPr>
+          <w:lang w:val="hi_IN" w:bidi="hi_IN"/>
+        </w:rPr>
         <w:t>तीतुस 2:3 (#1)</w:t>
       </w:r>
       <w:r>
@@ -8402,6 +9107,69 @@
         <w:rPr>
           <w:lang w:val="hi_IN" w:bidi="hi_IN"/>
         </w:rPr>
+        <w:t>तीतुस 2:3 (#2)</w:t>
+      </w:r>
+      <w:r>
+        <w:rPr>
+          <w:lang w:val="hi_IN" w:bidi="hi_IN"/>
+        </w:rPr>
+      </w:r>
+    </w:p>
+    <w:p>
+      <w:pPr/>
+      <w:r>
+        <w:rPr>
+          <w:lang w:val="hi_IN" w:bidi="hi_IN"/>
+        </w:rPr>
+      </w:r>
+      <w:r>
+        <w:rPr>
+          <w:b/>
+          <w:lang w:val="hi_IN" w:bidi="hi_IN"/>
+        </w:rPr>
+        <w:t>"वे दोष लगानेवाली"</w:t>
+      </w:r>
+    </w:p>
+    <w:p>
+      <w:pPr/>
+      <w:r>
+        <w:rPr>
+          <w:lang w:val="hi_IN" w:bidi="hi_IN"/>
+        </w:rPr>
+      </w:r>
+      <w:r>
+        <w:rPr>
+          <w:lang w:val="hi_IN" w:bidi="hi_IN"/>
+        </w:rPr>
+        <w:t>यह शब्द उन लोगों के सन्दर्भ में है जो दुसरे लोगों के बारे में बुरी बातें कहते हैं चाहे वे सत्य हों या न हों।</w:t>
+      </w:r>
+      <w:r>
+        <w:rPr>
+          <w:lang w:val="hi_IN" w:bidi="hi_IN"/>
+        </w:rPr>
+      </w:r>
+      <w:r>
+        <w:rPr>
+          <w:lang w:val="hi_IN" w:bidi="hi_IN"/>
+        </w:rPr>
+      </w:r>
+    </w:p>
+    <w:p>
+      <w:pPr/>
+      <w:r>
+        <w:rPr>
+          <w:lang w:val="hi_IN" w:bidi="hi_IN"/>
+        </w:rPr>
+      </w:r>
+    </w:p>
+    <w:p>
+      <w:pPr>
+        <w:pStyle w:val="Heading2"/>
+      </w:pPr>
+      <w:r>
+        <w:rPr>
+          <w:lang w:val="hi_IN" w:bidi="hi_IN"/>
+        </w:rPr>
         <w:t>तीतुस 2:4 (#1)</w:t>
       </w:r>
       <w:r>
@@ -10624,6 +11392,134 @@
         <w:rPr>
           <w:lang w:val="hi_IN" w:bidi="hi_IN"/>
         </w:rPr>
+        <w:t>तीतुस 2:9 (#2)</w:t>
+      </w:r>
+      <w:r>
+        <w:rPr>
+          <w:lang w:val="hi_IN" w:bidi="hi_IN"/>
+        </w:rPr>
+      </w:r>
+    </w:p>
+    <w:p>
+      <w:pPr/>
+      <w:r>
+        <w:rPr>
+          <w:lang w:val="hi_IN" w:bidi="hi_IN"/>
+        </w:rPr>
+      </w:r>
+      <w:r>
+        <w:rPr>
+          <w:b/>
+          <w:lang w:val="hi_IN" w:bidi="hi_IN"/>
+        </w:rPr>
+        <w:t>"अपने-अपने स्वामी"</w:t>
+      </w:r>
+    </w:p>
+    <w:p>
+      <w:pPr/>
+      <w:r>
+        <w:rPr>
+          <w:lang w:val="hi_IN" w:bidi="hi_IN"/>
+        </w:rPr>
+      </w:r>
+      <w:r>
+        <w:rPr>
+          <w:b/>
+          <w:lang w:val="hi_IN" w:bidi="hi_IN"/>
+        </w:rPr>
+        <w:t>_ अपने स्वामियों_</w:t>
+      </w:r>
+      <w:r>
+        <w:rPr>
+          <w:lang w:val="hi_IN" w:bidi="hi_IN"/>
+        </w:rPr>
+      </w:r>
+      <w:r>
+        <w:rPr>
+          <w:lang w:val="hi_IN" w:bidi="hi_IN"/>
+        </w:rPr>
+      </w:r>
+    </w:p>
+    <w:p>
+      <w:pPr/>
+      <w:r>
+        <w:rPr>
+          <w:lang w:val="hi_IN" w:bidi="hi_IN"/>
+        </w:rPr>
+      </w:r>
+    </w:p>
+    <w:p>
+      <w:pPr>
+        <w:pStyle w:val="Heading2"/>
+      </w:pPr>
+      <w:r>
+        <w:rPr>
+          <w:lang w:val="hi_IN" w:bidi="hi_IN"/>
+        </w:rPr>
+        <w:t>तीतुस 2:9 (#3)</w:t>
+      </w:r>
+      <w:r>
+        <w:rPr>
+          <w:lang w:val="hi_IN" w:bidi="hi_IN"/>
+        </w:rPr>
+      </w:r>
+    </w:p>
+    <w:p>
+      <w:pPr/>
+      <w:r>
+        <w:rPr>
+          <w:lang w:val="hi_IN" w:bidi="hi_IN"/>
+        </w:rPr>
+      </w:r>
+      <w:r>
+        <w:rPr>
+          <w:b/>
+          <w:lang w:val="hi_IN" w:bidi="hi_IN"/>
+        </w:rPr>
+        <w:t>"के अधीन रहें"</w:t>
+      </w:r>
+    </w:p>
+    <w:p>
+      <w:pPr/>
+      <w:r>
+        <w:rPr>
+          <w:lang w:val="hi_IN" w:bidi="hi_IN"/>
+        </w:rPr>
+      </w:r>
+      <w:r>
+        <w:rPr>
+          <w:b/>
+          <w:lang w:val="hi_IN" w:bidi="hi_IN"/>
+        </w:rPr>
+        <w:t>_अधीन रहना _</w:t>
+      </w:r>
+      <w:r>
+        <w:rPr>
+          <w:lang w:val="hi_IN" w:bidi="hi_IN"/>
+        </w:rPr>
+      </w:r>
+      <w:r>
+        <w:rPr>
+          <w:lang w:val="hi_IN" w:bidi="hi_IN"/>
+        </w:rPr>
+      </w:r>
+    </w:p>
+    <w:p>
+      <w:pPr/>
+      <w:r>
+        <w:rPr>
+          <w:lang w:val="hi_IN" w:bidi="hi_IN"/>
+        </w:rPr>
+      </w:r>
+    </w:p>
+    <w:p>
+      <w:pPr>
+        <w:pStyle w:val="Heading2"/>
+      </w:pPr>
+      <w:r>
+        <w:rPr>
+          <w:lang w:val="hi_IN" w:bidi="hi_IN"/>
+        </w:rPr>
         <w:t>तीतुस 2:10 (#1)</w:t>
       </w:r>
       <w:r>
@@ -11330,6 +12226,71 @@
         <w:rPr>
           <w:lang w:val="hi_IN" w:bidi="hi_IN"/>
         </w:rPr>
+        <w:t>तीतुस 2:10 (#5)</w:t>
+      </w:r>
+      <w:r>
+        <w:rPr>
+          <w:lang w:val="hi_IN" w:bidi="hi_IN"/>
+        </w:rPr>
+      </w:r>
+    </w:p>
+    <w:p>
+      <w:pPr/>
+      <w:r>
+        <w:rPr>
+          <w:lang w:val="hi_IN" w:bidi="hi_IN"/>
+        </w:rPr>
+      </w:r>
+      <w:r>
+        <w:rPr>
+          <w:b/>
+          <w:lang w:val="hi_IN" w:bidi="hi_IN"/>
+        </w:rPr>
+        <w:t>"हमारे उद्धारकर्ता परमेश्वर"</w:t>
+      </w:r>
+    </w:p>
+    <w:p>
+      <w:pPr/>
+      <w:r>
+        <w:rPr>
+          <w:lang w:val="hi_IN" w:bidi="hi_IN"/>
+        </w:rPr>
+      </w:r>
+      <w:r>
+        <w:rPr>
+          <w:b/>
+          <w:i/>
+          <w:lang w:val="hi_IN" w:bidi="hi_IN"/>
+        </w:rPr>
+        <w:t>हमारा परमेश्वर जो हमें उद्धार देता है</w:t>
+      </w:r>
+      <w:r>
+        <w:rPr>
+          <w:lang w:val="hi_IN" w:bidi="hi_IN"/>
+        </w:rPr>
+      </w:r>
+      <w:r>
+        <w:rPr>
+          <w:lang w:val="hi_IN" w:bidi="hi_IN"/>
+        </w:rPr>
+      </w:r>
+    </w:p>
+    <w:p>
+      <w:pPr/>
+      <w:r>
+        <w:rPr>
+          <w:lang w:val="hi_IN" w:bidi="hi_IN"/>
+        </w:rPr>
+      </w:r>
+    </w:p>
+    <w:p>
+      <w:pPr>
+        <w:pStyle w:val="Heading2"/>
+      </w:pPr>
+      <w:r>
+        <w:rPr>
+          <w:lang w:val="hi_IN" w:bidi="hi_IN"/>
+        </w:rPr>
         <w:t>तीतुस 2:11 (#1)</w:t>
       </w:r>
       <w:r>
@@ -11919,6 +12880,69 @@
         <w:rPr>
           <w:lang w:val="hi_IN" w:bidi="hi_IN"/>
         </w:rPr>
+        <w:t>तीतुस 2:11 (#1)</w:t>
+      </w:r>
+      <w:r>
+        <w:rPr>
+          <w:lang w:val="hi_IN" w:bidi="hi_IN"/>
+        </w:rPr>
+      </w:r>
+    </w:p>
+    <w:p>
+      <w:pPr/>
+      <w:r>
+        <w:rPr>
+          <w:lang w:val="hi_IN" w:bidi="hi_IN"/>
+        </w:rPr>
+      </w:r>
+      <w:r>
+        <w:rPr>
+          <w:b/>
+          <w:lang w:val="hi_IN" w:bidi="hi_IN"/>
+        </w:rPr>
+        <w:t>""</w:t>
+      </w:r>
+    </w:p>
+    <w:p>
+      <w:pPr/>
+      <w:r>
+        <w:rPr>
+          <w:lang w:val="hi_IN" w:bidi="hi_IN"/>
+        </w:rPr>
+      </w:r>
+      <w:r>
+        <w:rPr>
+          <w:lang w:val="hi_IN" w:bidi="hi_IN"/>
+        </w:rPr>
+        <w:t>Connecting Statement:\n\nपौलूस तीतुस को प्रोत्साहित करता है कि वह यीशु के आगमन की प्रतीक्षा करे और यीशु के द्वारा अपने अधिकार को स्मरण रखे।</w:t>
+      </w:r>
+      <w:r>
+        <w:rPr>
+          <w:lang w:val="hi_IN" w:bidi="hi_IN"/>
+        </w:rPr>
+      </w:r>
+      <w:r>
+        <w:rPr>
+          <w:lang w:val="hi_IN" w:bidi="hi_IN"/>
+        </w:rPr>
+      </w:r>
+    </w:p>
+    <w:p>
+      <w:pPr/>
+      <w:r>
+        <w:rPr>
+          <w:lang w:val="hi_IN" w:bidi="hi_IN"/>
+        </w:rPr>
+      </w:r>
+    </w:p>
+    <w:p>
+      <w:pPr>
+        <w:pStyle w:val="Heading2"/>
+      </w:pPr>
+      <w:r>
+        <w:rPr>
+          <w:lang w:val="hi_IN" w:bidi="hi_IN"/>
+        </w:rPr>
         <w:t>तीतुस 2:12 (#1)</w:t>
       </w:r>
       <w:r>
@@ -13011,6 +14035,122 @@
         <w:rPr>
           <w:lang w:val="hi_IN" w:bidi="hi_IN"/>
         </w:rPr>
+        <w:t>तीतुस 2:13 (#4)</w:t>
+      </w:r>
+      <w:r>
+        <w:rPr>
+          <w:lang w:val="hi_IN" w:bidi="hi_IN"/>
+        </w:rPr>
+      </w:r>
+    </w:p>
+    <w:p>
+      <w:pPr/>
+      <w:r>
+        <w:rPr>
+          <w:lang w:val="hi_IN" w:bidi="hi_IN"/>
+        </w:rPr>
+      </w:r>
+      <w:r>
+        <w:rPr>
+          <w:b/>
+          <w:lang w:val="hi_IN" w:bidi="hi_IN"/>
+        </w:rPr>
+        <w:t>"और उस धन्य आशा की अर्थात्"</w:t>
+      </w:r>
+      <w:r>
+        <w:rPr>
+          <w:lang w:val="hi_IN" w:bidi="hi_IN"/>
+        </w:rPr>
+        <w:t xml:space="preserve"> - </w:t>
+      </w:r>
+      <w:r>
+        <w:rPr>
+          <w:b/>
+          <w:lang w:val="hi_IN" w:bidi="hi_IN"/>
+        </w:rPr>
+        <w:t>"की महिमा के प्रगट होने की"</w:t>
+      </w:r>
+    </w:p>
+    <w:p>
+      <w:pPr/>
+      <w:r>
+        <w:rPr>
+          <w:lang w:val="hi_IN" w:bidi="hi_IN"/>
+        </w:rPr>
+      </w:r>
+      <w:r>
+        <w:rPr>
+          <w:lang w:val="hi_IN" w:bidi="hi_IN"/>
+        </w:rPr>
+        <w:t xml:space="preserve">"दोनों </w:t>
+      </w:r>
+      <w:r>
+        <w:rPr>
+          <w:b/>
+          <w:lang w:val="hi_IN" w:bidi="hi_IN"/>
+        </w:rPr>
+        <w:t>धन्य आशा</w:t>
+      </w:r>
+      <w:r>
+        <w:rPr>
+          <w:lang w:val="hi_IN" w:bidi="hi_IN"/>
+        </w:rPr>
+        <w:t xml:space="preserve"> और </w:t>
+      </w:r>
+      <w:r>
+        <w:rPr>
+          <w:b/>
+          <w:lang w:val="hi_IN" w:bidi="hi_IN"/>
+        </w:rPr>
+        <w:t>महिमा के प्रकट होना</w:t>
+      </w:r>
+      <w:r>
+        <w:rPr>
+          <w:lang w:val="hi_IN" w:bidi="hi_IN"/>
+        </w:rPr>
+        <w:t xml:space="preserve"> एक ही घटना का उल्लेख करते हैं। यह स्पष्ट रूप से दिखाया जा सकता है। वैकल्पिक अनुवाद: ""जिसकी हम प्रतीक्षा कर रहे हैं, धन्य और महिमा वाला प्रगटीकरण""</w:t>
+      </w:r>
+    </w:p>
+    <w:p>
+      <w:pPr/>
+      <w:r>
+        <w:rPr>
+          <w:lang w:val="hi_IN" w:bidi="hi_IN"/>
+        </w:rPr>
+      </w:r>
+      <w:r>
+        <w:rPr>
+          <w:lang w:val="hi_IN" w:bidi="hi_IN"/>
+        </w:rPr>
+        <w:t>देखें: हेंडियाडिस</w:t>
+      </w:r>
+      <w:r>
+        <w:rPr>
+          <w:lang w:val="hi_IN" w:bidi="hi_IN"/>
+        </w:rPr>
+      </w:r>
+      <w:r>
+        <w:rPr>
+          <w:lang w:val="hi_IN" w:bidi="hi_IN"/>
+        </w:rPr>
+      </w:r>
+    </w:p>
+    <w:p>
+      <w:pPr/>
+      <w:r>
+        <w:rPr>
+          <w:lang w:val="hi_IN" w:bidi="hi_IN"/>
+        </w:rPr>
+      </w:r>
+    </w:p>
+    <w:p>
+      <w:pPr>
+        <w:pStyle w:val="Heading2"/>
+      </w:pPr>
+      <w:r>
+        <w:rPr>
+          <w:lang w:val="hi_IN" w:bidi="hi_IN"/>
+        </w:rPr>
         <w:t>तीतुस 2:14 (#1)</w:t>
       </w:r>
       <w:r>
@@ -14764,6 +15904,146 @@
         <w:rPr>
           <w:lang w:val="hi_IN" w:bidi="hi_IN"/>
         </w:rPr>
+        <w:t>तीतुस 3:1 (#1)</w:t>
+      </w:r>
+      <w:r>
+        <w:rPr>
+          <w:lang w:val="hi_IN" w:bidi="hi_IN"/>
+        </w:rPr>
+      </w:r>
+    </w:p>
+    <w:p>
+      <w:pPr/>
+      <w:r>
+        <w:rPr>
+          <w:lang w:val="hi_IN" w:bidi="hi_IN"/>
+        </w:rPr>
+      </w:r>
+      <w:r>
+        <w:rPr>
+          <w:b/>
+          <w:lang w:val="hi_IN" w:bidi="hi_IN"/>
+        </w:rPr>
+        <w:t>""</w:t>
+      </w:r>
+    </w:p>
+    <w:p>
+      <w:pPr/>
+      <w:r>
+        <w:rPr>
+          <w:lang w:val="hi_IN" w:bidi="hi_IN"/>
+        </w:rPr>
+      </w:r>
+      <w:r>
+        <w:rPr>
+          <w:lang w:val="hi_IN" w:bidi="hi_IN"/>
+        </w:rPr>
+        <w:t>Connecting Statement:\n\nपौलूस तीतुस की देखभाल के अंतर्गत क्रेते के प्राचीनों और लोगों को कैसे शिक्षा देनी है इस विषय पर निर्देश देना जारी रखता है।</w:t>
+      </w:r>
+      <w:r>
+        <w:rPr>
+          <w:lang w:val="hi_IN" w:bidi="hi_IN"/>
+        </w:rPr>
+      </w:r>
+      <w:r>
+        <w:rPr>
+          <w:lang w:val="hi_IN" w:bidi="hi_IN"/>
+        </w:rPr>
+      </w:r>
+    </w:p>
+    <w:p>
+      <w:pPr/>
+      <w:r>
+        <w:rPr>
+          <w:lang w:val="hi_IN" w:bidi="hi_IN"/>
+        </w:rPr>
+      </w:r>
+    </w:p>
+    <w:p>
+      <w:pPr>
+        <w:pStyle w:val="Heading2"/>
+      </w:pPr>
+      <w:r>
+        <w:rPr>
+          <w:lang w:val="hi_IN" w:bidi="hi_IN"/>
+        </w:rPr>
+        <w:t>तीतुस 3:1 (#5)</w:t>
+      </w:r>
+      <w:r>
+        <w:rPr>
+          <w:lang w:val="hi_IN" w:bidi="hi_IN"/>
+        </w:rPr>
+      </w:r>
+    </w:p>
+    <w:p>
+      <w:pPr/>
+      <w:r>
+        <w:rPr>
+          <w:lang w:val="hi_IN" w:bidi="hi_IN"/>
+        </w:rPr>
+      </w:r>
+      <w:r>
+        <w:rPr>
+          <w:b/>
+          <w:lang w:val="hi_IN" w:bidi="hi_IN"/>
+        </w:rPr>
+        <w:t>"के अधीन रहें, उनकी आज्ञा मानें"</w:t>
+      </w:r>
+    </w:p>
+    <w:p>
+      <w:pPr/>
+      <w:r>
+        <w:rPr>
+          <w:lang w:val="hi_IN" w:bidi="hi_IN"/>
+        </w:rPr>
+      </w:r>
+      <w:r>
+        <w:rPr>
+          <w:lang w:val="hi_IN" w:bidi="hi_IN"/>
+        </w:rPr>
+        <w:t>इन शब्दों के अर्थ समान हैं और दोनों ही कुछ ऐसा करने के लिए कहते हैं जो कोई आपको करने के लिए कहता है। यदि लक्ष्य भाषा में इसके लिए केवल एक शब्द है, तो बस उस शब्द का उपयोग करें (���ेखें: [[rc://hi/ta/man/translate/figs-युग्म]])</w:t>
+      </w:r>
+    </w:p>
+    <w:p>
+      <w:pPr/>
+      <w:r>
+        <w:rPr>
+          <w:lang w:val="hi_IN" w:bidi="hi_IN"/>
+        </w:rPr>
+      </w:r>
+      <w:r>
+        <w:rPr>
+          <w:lang w:val="hi_IN" w:bidi="hi_IN"/>
+        </w:rPr>
+        <w:t>देखें: युग्म</w:t>
+      </w:r>
+      <w:r>
+        <w:rPr>
+          <w:lang w:val="hi_IN" w:bidi="hi_IN"/>
+        </w:rPr>
+      </w:r>
+      <w:r>
+        <w:rPr>
+          <w:lang w:val="hi_IN" w:bidi="hi_IN"/>
+        </w:rPr>
+      </w:r>
+    </w:p>
+    <w:p>
+      <w:pPr/>
+      <w:r>
+        <w:rPr>
+          <w:lang w:val="hi_IN" w:bidi="hi_IN"/>
+        </w:rPr>
+      </w:r>
+    </w:p>
+    <w:p>
+      <w:pPr>
+        <w:pStyle w:val="Heading2"/>
+      </w:pPr>
+      <w:r>
+        <w:rPr>
+          <w:lang w:val="hi_IN" w:bidi="hi_IN"/>
+        </w:rPr>
         <w:t>तीतुस 3:2 (#1)</w:t>
       </w:r>
       <w:r>
@@ -15219,6 +16499,102 @@
         <w:rPr>
           <w:lang w:val="hi_IN" w:bidi="hi_IN"/>
         </w:rPr>
+        <w:t>तीतुस 3:2 (#2)</w:t>
+      </w:r>
+      <w:r>
+        <w:rPr>
+          <w:lang w:val="hi_IN" w:bidi="hi_IN"/>
+        </w:rPr>
+      </w:r>
+    </w:p>
+    <w:p>
+      <w:pPr/>
+      <w:r>
+        <w:rPr>
+          <w:lang w:val="hi_IN" w:bidi="hi_IN"/>
+        </w:rPr>
+      </w:r>
+      <w:r>
+        <w:rPr>
+          <w:b/>
+          <w:lang w:val="hi_IN" w:bidi="hi_IN"/>
+        </w:rPr>
+        <w:t>"झगड़ालू न हों;"</w:t>
+      </w:r>
+      <w:r>
+        <w:rPr>
+          <w:lang w:val="hi_IN" w:bidi="hi_IN"/>
+        </w:rPr>
+        <w:t xml:space="preserve"> - </w:t>
+      </w:r>
+      <w:r>
+        <w:rPr>
+          <w:b/>
+          <w:lang w:val="hi_IN" w:bidi="hi_IN"/>
+        </w:rPr>
+        <w:t>"हों"</w:t>
+      </w:r>
+    </w:p>
+    <w:p>
+      <w:pPr/>
+      <w:r>
+        <w:rPr>
+          <w:lang w:val="hi_IN" w:bidi="hi_IN"/>
+        </w:rPr>
+      </w:r>
+      <w:r>
+        <w:rPr>
+          <w:lang w:val="hi_IN" w:bidi="hi_IN"/>
+        </w:rPr>
+        <w:t>"इसे सकारात्मक रूप से कहा जा सकता है: ""शांतिपूर्ण होना""</w:t>
+      </w:r>
+    </w:p>
+    <w:p>
+      <w:pPr/>
+      <w:r>
+        <w:rPr>
+          <w:lang w:val="hi_IN" w:bidi="hi_IN"/>
+        </w:rPr>
+      </w:r>
+      <w:r>
+        <w:rPr>
+          <w:lang w:val="hi_IN" w:bidi="hi_IN"/>
+        </w:rPr>
+        <w:t xml:space="preserve">देखें: </w:t>
+      </w:r>
+      <w:r>
+        <w:rPr>
+          <w:lang w:val="hi_IN" w:bidi="hi_IN"/>
+        </w:rPr>
+        <w:t>दोहरे नकारात्मक</w:t>
+      </w:r>
+      <w:r>
+        <w:rPr>
+          <w:lang w:val="hi_IN" w:bidi="hi_IN"/>
+        </w:rPr>
+      </w:r>
+      <w:r>
+        <w:rPr>
+          <w:lang w:val="hi_IN" w:bidi="hi_IN"/>
+        </w:rPr>
+      </w:r>
+    </w:p>
+    <w:p>
+      <w:pPr/>
+      <w:r>
+        <w:rPr>
+          <w:lang w:val="hi_IN" w:bidi="hi_IN"/>
+        </w:rPr>
+      </w:r>
+    </w:p>
+    <w:p>
+      <w:pPr>
+        <w:pStyle w:val="Heading2"/>
+      </w:pPr>
+      <w:r>
+        <w:rPr>
+          <w:lang w:val="hi_IN" w:bidi="hi_IN"/>
+        </w:rPr>
         <w:t>तीतुस 3:3 (#1)</w:t>
       </w:r>
       <w:r>
@@ -18509,6 +19885,69 @@
         <w:rPr>
           <w:lang w:val="hi_IN" w:bidi="hi_IN"/>
         </w:rPr>
+        <w:t>तीतुस 3:9 (#1)</w:t>
+      </w:r>
+      <w:r>
+        <w:rPr>
+          <w:lang w:val="hi_IN" w:bidi="hi_IN"/>
+        </w:rPr>
+      </w:r>
+    </w:p>
+    <w:p>
+      <w:pPr/>
+      <w:r>
+        <w:rPr>
+          <w:lang w:val="hi_IN" w:bidi="hi_IN"/>
+        </w:rPr>
+      </w:r>
+      <w:r>
+        <w:rPr>
+          <w:b/>
+          <w:lang w:val="hi_IN" w:bidi="hi_IN"/>
+        </w:rPr>
+        <w:t>""</w:t>
+      </w:r>
+    </w:p>
+    <w:p>
+      <w:pPr/>
+      <w:r>
+        <w:rPr>
+          <w:lang w:val="hi_IN" w:bidi="hi_IN"/>
+        </w:rPr>
+      </w:r>
+      <w:r>
+        <w:rPr>
+          <w:lang w:val="hi_IN" w:bidi="hi_IN"/>
+        </w:rPr>
+        <w:t>Connecting Statement:\n\nपौलूस तीतुस को समझाता है कि उन लोगों से कैसे बचना और व्यवहार करना चाहिए जो विश्वासियों के बीच विवाद उत्पन्न करते हैं।</w:t>
+      </w:r>
+      <w:r>
+        <w:rPr>
+          <w:lang w:val="hi_IN" w:bidi="hi_IN"/>
+        </w:rPr>
+      </w:r>
+      <w:r>
+        <w:rPr>
+          <w:lang w:val="hi_IN" w:bidi="hi_IN"/>
+        </w:rPr>
+      </w:r>
+    </w:p>
+    <w:p>
+      <w:pPr/>
+      <w:r>
+        <w:rPr>
+          <w:lang w:val="hi_IN" w:bidi="hi_IN"/>
+        </w:rPr>
+      </w:r>
+    </w:p>
+    <w:p>
+      <w:pPr>
+        <w:pStyle w:val="Heading2"/>
+      </w:pPr>
+      <w:r>
+        <w:rPr>
+          <w:lang w:val="hi_IN" w:bidi="hi_IN"/>
+        </w:rPr>
         <w:t>तीतुस 3:10 (#1)</w:t>
       </w:r>
       <w:r>
@@ -19327,6 +20766,147 @@
         <w:rPr>
           <w:lang w:val="hi_IN" w:bidi="hi_IN"/>
         </w:rPr>
+        <w:t>तीतुस 3:12 (#1)</w:t>
+      </w:r>
+      <w:r>
+        <w:rPr>
+          <w:lang w:val="hi_IN" w:bidi="hi_IN"/>
+        </w:rPr>
+      </w:r>
+    </w:p>
+    <w:p>
+      <w:pPr/>
+      <w:r>
+        <w:rPr>
+          <w:lang w:val="hi_IN" w:bidi="hi_IN"/>
+        </w:rPr>
+      </w:r>
+      <w:r>
+        <w:rPr>
+          <w:b/>
+          <w:lang w:val="hi_IN" w:bidi="hi_IN"/>
+        </w:rPr>
+        <w:t>""</w:t>
+      </w:r>
+    </w:p>
+    <w:p>
+      <w:pPr/>
+      <w:r>
+        <w:rPr>
+          <w:lang w:val="hi_IN" w:bidi="hi_IN"/>
+        </w:rPr>
+      </w:r>
+      <w:r>
+        <w:rPr>
+          <w:lang w:val="hi_IN" w:bidi="hi_IN"/>
+        </w:rPr>
+        <w:t>Connecting Statement:\n\nपौलूस तीतुस से यह कहते हुए कि उसे क्रेते में प्राचीन नियुक्त करने के बाद क्या करना चाहिए और जो लोग उसके साथ थे उनकी तरफ से अभिवादन देने के बाद पत्री की समाप्ति करता है।</w:t>
+      </w:r>
+      <w:r>
+        <w:rPr>
+          <w:lang w:val="hi_IN" w:bidi="hi_IN"/>
+        </w:rPr>
+      </w:r>
+      <w:r>
+        <w:rPr>
+          <w:lang w:val="hi_IN" w:bidi="hi_IN"/>
+        </w:rPr>
+      </w:r>
+    </w:p>
+    <w:p>
+      <w:pPr/>
+      <w:r>
+        <w:rPr>
+          <w:lang w:val="hi_IN" w:bidi="hi_IN"/>
+        </w:rPr>
+      </w:r>
+    </w:p>
+    <w:p>
+      <w:pPr>
+        <w:pStyle w:val="Heading2"/>
+      </w:pPr>
+      <w:r>
+        <w:rPr>
+          <w:lang w:val="hi_IN" w:bidi="hi_IN"/>
+        </w:rPr>
+        <w:t>तीतुस 3:12 (#6)</w:t>
+      </w:r>
+      <w:r>
+        <w:rPr>
+          <w:lang w:val="hi_IN" w:bidi="hi_IN"/>
+        </w:rPr>
+      </w:r>
+    </w:p>
+    <w:p>
+      <w:pPr/>
+      <w:r>
+        <w:rPr>
+          <w:lang w:val="hi_IN" w:bidi="hi_IN"/>
+        </w:rPr>
+      </w:r>
+      <w:r>
+        <w:rPr>
+          <w:b/>
+          <w:lang w:val="hi_IN" w:bidi="hi_IN"/>
+        </w:rPr>
+        <w:t>"मैंने"</w:t>
+      </w:r>
+      <w:r>
+        <w:rPr>
+          <w:lang w:val="hi_IN" w:bidi="hi_IN"/>
+        </w:rPr>
+        <w:t xml:space="preserve"> - </w:t>
+      </w:r>
+      <w:r>
+        <w:rPr>
+          <w:b/>
+          <w:lang w:val="hi_IN" w:bidi="hi_IN"/>
+        </w:rPr>
+        <w:t>"जाड़ा काटने का"</w:t>
+      </w:r>
+    </w:p>
+    <w:p>
+      <w:pPr/>
+      <w:r>
+        <w:rPr>
+          <w:lang w:val="hi_IN" w:bidi="hi_IN"/>
+        </w:rPr>
+      </w:r>
+      <w:r>
+        <w:rPr>
+          <w:b/>
+          <w:i/>
+          <w:lang w:val="hi_IN" w:bidi="hi_IN"/>
+        </w:rPr>
+        <w:t>सर्दियों तक रुक जा</w:t>
+      </w:r>
+      <w:r>
+        <w:rPr>
+          <w:lang w:val="hi_IN" w:bidi="hi_IN"/>
+        </w:rPr>
+      </w:r>
+      <w:r>
+        <w:rPr>
+          <w:lang w:val="hi_IN" w:bidi="hi_IN"/>
+        </w:rPr>
+      </w:r>
+    </w:p>
+    <w:p>
+      <w:pPr/>
+      <w:r>
+        <w:rPr>
+          <w:lang w:val="hi_IN" w:bidi="hi_IN"/>
+        </w:rPr>
+      </w:r>
+    </w:p>
+    <w:p>
+      <w:pPr>
+        <w:pStyle w:val="Heading2"/>
+      </w:pPr>
+      <w:r>
+        <w:rPr>
+          <w:lang w:val="hi_IN" w:bidi="hi_IN"/>
+        </w:rPr>
         <w:t>तीतुस 3:13 (#1)</w:t>
       </w:r>
       <w:r>
@@ -19865,6 +21445,71 @@
         <w:rPr>
           <w:lang w:val="hi_IN" w:bidi="hi_IN"/>
         </w:rPr>
+        <w:t>तीतुस 3:13 (#3)</w:t>
+      </w:r>
+      <w:r>
+        <w:rPr>
+          <w:lang w:val="hi_IN" w:bidi="hi_IN"/>
+        </w:rPr>
+      </w:r>
+    </w:p>
+    <w:p>
+      <w:pPr/>
+      <w:r>
+        <w:rPr>
+          <w:lang w:val="hi_IN" w:bidi="hi_IN"/>
+        </w:rPr>
+      </w:r>
+      <w:r>
+        <w:rPr>
+          <w:b/>
+          <w:lang w:val="hi_IN" w:bidi="hi_IN"/>
+        </w:rPr>
+        <w:t>""</w:t>
+      </w:r>
+    </w:p>
+    <w:p>
+      <w:pPr/>
+      <w:r>
+        <w:rPr>
+          <w:lang w:val="hi_IN" w:bidi="hi_IN"/>
+        </w:rPr>
+      </w:r>
+      <w:r>
+        <w:rPr>
+          <w:b/>
+          <w:i/>
+          <w:lang w:val="hi_IN" w:bidi="hi_IN"/>
+        </w:rPr>
+        <w:t>भेजने में देर न कर</w:t>
+      </w:r>
+      <w:r>
+        <w:rPr>
+          <w:lang w:val="hi_IN" w:bidi="hi_IN"/>
+        </w:rPr>
+      </w:r>
+      <w:r>
+        <w:rPr>
+          <w:lang w:val="hi_IN" w:bidi="hi_IN"/>
+        </w:rPr>
+      </w:r>
+    </w:p>
+    <w:p>
+      <w:pPr/>
+      <w:r>
+        <w:rPr>
+          <w:lang w:val="hi_IN" w:bidi="hi_IN"/>
+        </w:rPr>
+      </w:r>
+    </w:p>
+    <w:p>
+      <w:pPr>
+        <w:pStyle w:val="Heading2"/>
+      </w:pPr>
+      <w:r>
+        <w:rPr>
+          <w:lang w:val="hi_IN" w:bidi="hi_IN"/>
+        </w:rPr>
         <w:t>तीतुस 3:14 (#2)</w:t>
       </w:r>
       <w:r>
@@ -20331,6 +21976,69 @@
         <w:rPr>
           <w:lang w:val="hi_IN" w:bidi="hi_IN"/>
         </w:rPr>
+        <w:t>तीतुस 3:14 (#1)</w:t>
+      </w:r>
+      <w:r>
+        <w:rPr>
+          <w:lang w:val="hi_IN" w:bidi="hi_IN"/>
+        </w:rPr>
+      </w:r>
+    </w:p>
+    <w:p>
+      <w:pPr/>
+      <w:r>
+        <w:rPr>
+          <w:lang w:val="hi_IN" w:bidi="hi_IN"/>
+        </w:rPr>
+      </w:r>
+      <w:r>
+        <w:rPr>
+          <w:b/>
+          <w:lang w:val="hi_IN" w:bidi="hi_IN"/>
+        </w:rPr>
+        <w:t>""</w:t>
+      </w:r>
+    </w:p>
+    <w:p>
+      <w:pPr/>
+      <w:r>
+        <w:rPr>
+          <w:lang w:val="hi_IN" w:bidi="hi_IN"/>
+        </w:rPr>
+      </w:r>
+      <w:r>
+        <w:rPr>
+          <w:lang w:val="hi_IN" w:bidi="hi_IN"/>
+        </w:rPr>
+        <w:t>Connecting Statement:\n\nपौलूस इस बात को समझाता है कि विश्वासियों की आवश्यकताओं को पूरा करना क्यों महत्वपूर्ण है।</w:t>
+      </w:r>
+      <w:r>
+        <w:rPr>
+          <w:lang w:val="hi_IN" w:bidi="hi_IN"/>
+        </w:rPr>
+      </w:r>
+      <w:r>
+        <w:rPr>
+          <w:lang w:val="hi_IN" w:bidi="hi_IN"/>
+        </w:rPr>
+      </w:r>
+    </w:p>
+    <w:p>
+      <w:pPr/>
+      <w:r>
+        <w:rPr>
+          <w:lang w:val="hi_IN" w:bidi="hi_IN"/>
+        </w:rPr>
+      </w:r>
+    </w:p>
+    <w:p>
+      <w:pPr>
+        <w:pStyle w:val="Heading2"/>
+      </w:pPr>
+      <w:r>
+        <w:rPr>
+          <w:lang w:val="hi_IN" w:bidi="hi_IN"/>
+        </w:rPr>
         <w:t>तीतुस 3:15 (#2)</w:t>
       </w:r>
       <w:r>
@@ -20849,6 +22557,69 @@
           <w:lang w:val="hi_IN" w:bidi="hi_IN"/>
         </w:rPr>
         <w:t xml:space="preserve"> बहुवचन है। यह आशीष तीतुस और क्रेते के सभी विश्वासियों के लिए है।</w:t>
+      </w:r>
+      <w:r>
+        <w:rPr>
+          <w:lang w:val="hi_IN" w:bidi="hi_IN"/>
+        </w:rPr>
+      </w:r>
+      <w:r>
+        <w:rPr>
+          <w:lang w:val="hi_IN" w:bidi="hi_IN"/>
+        </w:rPr>
+      </w:r>
+    </w:p>
+    <w:p>
+      <w:pPr/>
+      <w:r>
+        <w:rPr>
+          <w:lang w:val="hi_IN" w:bidi="hi_IN"/>
+        </w:rPr>
+      </w:r>
+    </w:p>
+    <w:p>
+      <w:pPr>
+        <w:pStyle w:val="Heading2"/>
+      </w:pPr>
+      <w:r>
+        <w:rPr>
+          <w:lang w:val="hi_IN" w:bidi="hi_IN"/>
+        </w:rPr>
+        <w:t>तीतुस 3:15 (#1)</w:t>
+      </w:r>
+      <w:r>
+        <w:rPr>
+          <w:lang w:val="hi_IN" w:bidi="hi_IN"/>
+        </w:rPr>
+      </w:r>
+    </w:p>
+    <w:p>
+      <w:pPr/>
+      <w:r>
+        <w:rPr>
+          <w:lang w:val="hi_IN" w:bidi="hi_IN"/>
+        </w:rPr>
+      </w:r>
+      <w:r>
+        <w:rPr>
+          <w:b/>
+          <w:lang w:val="hi_IN" w:bidi="hi_IN"/>
+        </w:rPr>
+        <w:t>""</w:t>
+      </w:r>
+    </w:p>
+    <w:p>
+      <w:pPr/>
+      <w:r>
+        <w:rPr>
+          <w:lang w:val="hi_IN" w:bidi="hi_IN"/>
+        </w:rPr>
+      </w:r>
+      <w:r>
+        <w:rPr>
+          <w:lang w:val="hi_IN" w:bidi="hi_IN"/>
+        </w:rPr>
+        <w:t>General Information:\n\nपौलूस तीतुस के लिए पत्री की समाप्ति करता है।</w:t>
       </w:r>
       <w:r>
         <w:rPr>
